--- a/research/Evidentiary_Deficit_CCI_RESUBMISSION_2026-08-28_V3.docx
+++ b/research/Evidentiary_Deficit_CCI_RESUBMISSION_2026-08-28_V3.docx
@@ -107,7 +107,7 @@
         <w:spacing w:after="140"/>
       </w:pPr>
       <w:r>
-        <w:t xml:space="preserve">The problem is not necessarily that the decision was wrong. It is that the record may be unable to demonstrate why the decision was made.</w:t>
+        <w:t xml:space="preserve">The decision may well have been the right one. The record may still be unable to demonstrate why it was made.</w:t>
       </w:r>
     </w:p>
     <w:p>
@@ -156,7 +156,7 @@
         <w:spacing w:after="140"/>
       </w:pPr>
       <w:r>
-        <w:t xml:space="preserve">The control is not to ban particular phrases. It is to require subjective conclusions to be connected to identifiable evidence before the record becomes final, and to look across records rather than only at each one.</w:t>
+        <w:t xml:space="preserve">Banning particular phrases achieves little. What helps is requiring subjective conclusions to be connected to identifiable evidence before the record becomes final, and reading across records rather than only at each one.</w:t>
       </w:r>
     </w:p>
     <w:p>
@@ -410,7 +410,7 @@
         <w:spacing w:after="140"/>
       </w:pPr>
       <w:r>
-        <w:t xml:space="preserve">The organizing principle is not "retain everything." It is to preserve enough evidence to reconstruct and defend the record when its author is no longer available to explain it.</w:t>
+        <w:t xml:space="preserve">The organizing principle is preservation rather than retention: enough evidence to reconstruct and defend the record when its author is no longer available to explain it.</w:t>
       </w:r>
     </w:p>
     <w:p>

--- a/research/Evidentiary_Deficit_CCI_RESUBMISSION_2026-08-28_V3.docx
+++ b/research/Evidentiary_Deficit_CCI_RESUBMISSION_2026-08-28_V3.docx
@@ -1,6 +1,6 @@
 
 <file path=word/document.xml><?xml version="1.0" encoding="utf-8"?>
-<w:document xmlns:w="http://schemas.openxmlformats.org/wordprocessingml/2006/main">
+<w:document xmlns:w="http://schemas.openxmlformats.org/wordprocessingml/2006/main" xmlns:r="http://schemas.openxmlformats.org/officeDocument/2006/relationships">
   <w:body>
     <w:p>
       <w:pPr>
@@ -52,7 +52,7 @@
         <w:spacing w:after="140"/>
       </w:pPr>
       <w:r>
-        <w:t xml:space="preserve">When AI helps draft that record, the risk is not that the prose contains an error. It is that the record can become more polished than the evidence beneath it.</w:t>
+        <w:t xml:space="preserve">When AI helps draft that record, the risk is not simply that the prose contains an error. It is that the record can become more polished than the evidence beneath it.</w:t>
       </w:r>
     </w:p>
     <w:p>
@@ -76,12 +76,15 @@
       <w:pPr>
         <w:spacing w:after="140"/>
       </w:pPr>
-      <w:r>
-        <w:rPr>
-          <w:i/>
-        </w:rPr>
-        <w:t xml:space="preserve">McDonnell Douglas Corp. v. Green</w:t>
-      </w:r>
+      <w:hyperlink r:id="rIdL1">
+        <w:r>
+          <w:rPr>
+            <w:rStyle w:val="Hyperlink"/>
+            <w:i/>
+          </w:rPr>
+          <w:t xml:space="preserve">McDonnell Douglas Corp. v. Green</w:t>
+        </w:r>
+      </w:hyperlink>
       <w:r>
         <w:t xml:space="preserve"> established a burden-shifting framework under which, where that framework applies, an employer may articulate a legitimate, nondiscriminatory reason for an employment action and the plaintiff may seek to show that reason is pretextual.</w:t>
       </w:r>
@@ -132,7 +135,7 @@
         <w:spacing w:after="140"/>
       </w:pPr>
       <w:r>
-        <w:t xml:space="preserve">AI-assisted drafting can reproduce language across performance reviews, disciplinary records and promotion decisions. A phrase that appears neutral in one file may take on a different significance when it recurs across a group. The mechanism is straightforward: a drafting tool prompted with prior records may reproduce similar characterizations, while a reviewer approving one record at a time may have no vantage point from which to notice the pattern.</w:t>
+        <w:t xml:space="preserve">AI-assisted drafting can reproduce language across performance reviews, disciplinary records and promotion decisions. A phrase that appears neutral in one file may take on a different significance when it recurs across a group. The mechanism is straightforward: a drafting tool may reproduce similar characterizations when prompted with prior records, while a reviewer approving one record at a time may have no vantage point from which to notice the pattern.</w:t>
       </w:r>
     </w:p>
     <w:p>
@@ -148,7 +151,7 @@
         <w:spacing w:after="140"/>
       </w:pPr>
       <w:r>
-        <w:t xml:space="preserve">Side-by-side review asks two questions: whether the same subjective standards are being applied across employees, and whether the organization can identify the evidence supporting them. Disparate treatment and disparate impact remain distinct theories with different elements and proof structures. Recurring language does not establish either one by itself, but it can become relevant evidence when combined with surrounding facts, employment outcomes and decision history.</w:t>
+        <w:t xml:space="preserve">Side-by-side review asks two questions: whether the same subjective standards are being applied across employees and whether the organization can identify the evidence supporting them. Disparate treatment and disparate impact remain distinct theories with different elements and proof structures. Recurring language does not establish either one by itself, but it can become relevant evidence when combined with surrounding facts, employment outcomes and decision history.</w:t>
       </w:r>
     </w:p>
     <w:p>
@@ -427,15 +430,48 @@
         <w:spacing w:after="140"/>
       </w:pPr>
       <w:r>
-        <w:t xml:space="preserve">The same failure has a data-protection dimension outside the United States. Under the GDPR, the accountability principle in Article 5(2) requires controllers not only to comply with the data-protection principles but to be able to demonstrate that compliance when scrutinized. A record that cannot show how a consequential characterization was reached is weaker on that measure.</w:t>
-      </w:r>
-    </w:p>
-    <w:p>
-      <w:pPr>
-        <w:spacing w:after="140"/>
-      </w:pPr>
-      <w:r>
-        <w:t xml:space="preserve">The EU AI Act now generally applies, but its core high-risk requirements on risk management, technical documentation, logging and human oversight have been postponed by Regulation (EU) 2026/1744 to 2 December 2027 for Annex III systems and 2 August 2028 for Annex I systems linked to regulated products. Many employment-drafting workflows fall outside the high-risk regime entirely. Organizations are deploying these tools today while the strongest statutory traceability controls are either pending or inapplicable. The practical question is unchanged: has enough evidence been preserved to reconstruct what the AI contributed, what a human verified and why the final record was accepted?</w:t>
+        <w:t xml:space="preserve">The same failure has a data-protection dimension outside the United States. Under the </w:t>
+      </w:r>
+      <w:hyperlink r:id="rIdL2">
+        <w:r>
+          <w:rPr>
+            <w:rStyle w:val="Hyperlink"/>
+          </w:rPr>
+          <w:t xml:space="preserve">GDPR</w:t>
+        </w:r>
+      </w:hyperlink>
+      <w:r>
+        <w:t xml:space="preserve">, the accountability principle in Article 5(2) requires controllers not only to comply with the data-protection principles but to be able to demonstrate that compliance when scrutinized. A record that cannot show how a consequential characterization was reached is weaker on that measure.</w:t>
+      </w:r>
+    </w:p>
+    <w:p>
+      <w:pPr>
+        <w:spacing w:after="140"/>
+      </w:pPr>
+      <w:r>
+        <w:t xml:space="preserve">The </w:t>
+      </w:r>
+      <w:hyperlink r:id="rIdL3">
+        <w:r>
+          <w:rPr>
+            <w:rStyle w:val="Hyperlink"/>
+          </w:rPr>
+          <w:t xml:space="preserve">EU AI Act</w:t>
+        </w:r>
+      </w:hyperlink>
+      <w:r>
+        <w:t xml:space="preserve"> now generally applies, but its core high-risk requirements on risk management, technical documentation, logging and human oversight have been postponed by </w:t>
+      </w:r>
+      <w:hyperlink r:id="rIdL4">
+        <w:r>
+          <w:rPr>
+            <w:rStyle w:val="Hyperlink"/>
+          </w:rPr>
+          <w:t xml:space="preserve">Regulation (EU) 2026/1744</w:t>
+        </w:r>
+      </w:hyperlink>
+      <w:r>
+        <w:t xml:space="preserve"> to 2 December 2027 for Annex III systems and 2 August 2028 for Annex I systems linked to regulated products. Many employment-drafting workflows fall outside the high-risk regime entirely. Organizations are deploying these tools today while the strongest statutory traceability controls are either pending or inapplicable. The practical question is unchanged: has enough evidence been preserved to reconstruct what the AI contributed, what a human verified and why the final record was accepted?</w:t>
       </w:r>
     </w:p>
     <w:p>
@@ -485,7 +521,7 @@
         <w:spacing w:after="140"/>
       </w:pPr>
       <w:r>
-        <w:t xml:space="preserve">A defensible record lets someone who was not present follow the reasoning and test whether the stated explanation matches the documented history.</w:t>
+        <w:t xml:space="preserve">A defensible record lets someone who was not present reconstruct the reasoning and test whether the stated explanation matches the documented history.</w:t>
       </w:r>
     </w:p>
     <w:p>
@@ -550,7 +586,7 @@
 </file>
 
 <file path=word/numbering.xml><?xml version="1.0" encoding="utf-8"?>
-<w:numbering xmlns:w="http://schemas.openxmlformats.org/wordprocessingml/2006/main">
+<w:numbering xmlns:w="http://schemas.openxmlformats.org/wordprocessingml/2006/main" xmlns:r="http://schemas.openxmlformats.org/officeDocument/2006/relationships">
   <w:abstractNum w:abstractNumId="0">
     <w:lvl w:ilvl="0">
       <w:numFmt w:val="bullet"/>
@@ -583,7 +619,14 @@
 </file>
 
 <file path=word/styles.xml><?xml version="1.0" encoding="utf-8"?>
-<w:styles xmlns:w="http://schemas.openxmlformats.org/wordprocessingml/2006/main">
+<w:styles xmlns:w="http://schemas.openxmlformats.org/wordprocessingml/2006/main" xmlns:r="http://schemas.openxmlformats.org/officeDocument/2006/relationships">
+  <w:style w:type="character" w:styleId="Hyperlink">
+    <w:name w:val="Hyperlink"/>
+    <w:rPr>
+      <w:color w:val="0563C1"/>
+      <w:u w:val="single"/>
+    </w:rPr>
+  </w:style>
   <w:docDefaults>
     <w:rPrDefault>
       <w:rPr>
